--- a/spa/docx/08.content.docx
+++ b/spa/docx/08.content.docx
@@ -235,7 +235,7 @@
         <w:rPr>
           <w:lang w:val="es_ES" w:bidi="es_ES"/>
         </w:rPr>
-        <w:t xml:space="preserve"> Llevó a su esposa Noemí y a sus dos hijos, Mahlón y Quelión. Todos ellos eran efrateos.</w:t>
+        <w:t xml:space="preserve"> Llevó a su esposa Noemí y a sus 2 hijos, Majlón y Quilión. Todos ellos eran efrateos.</w:t>
       </w:r>
     </w:p>
     <w:p>
@@ -256,7 +256,7 @@
         <w:rPr>
           <w:lang w:val="es_ES" w:bidi="es_ES"/>
         </w:rPr>
-        <w:t xml:space="preserve"> Después de un tiempo viviendo en Moab, Elimélec murió, y Noemí quedó sola con sus dos hijos.</w:t>
+        <w:t xml:space="preserve"> Después de un tiempo viviendo en Moab, Elimélec murió, y Noemí quedó sola con sus 2 hijos.</w:t>
       </w:r>
     </w:p>
     <w:p>
@@ -277,7 +277,7 @@
         <w:rPr>
           <w:lang w:val="es_ES" w:bidi="es_ES"/>
         </w:rPr>
-        <w:t xml:space="preserve"> Mahlón y Quelión se casaron con dos mujeres moabitas. Una se llamaba Orfa y la otra Rut. Vivieron allí cerca de diez años. Luego los dos hermanos también murieron, y Noemí quedó sin esposo y sin hijos.</w:t>
+        <w:t xml:space="preserve"> Majlón y Quilión se casaron con 2 mujeres moabitas. Una se llamaba Orfa y la otra Rut. Vivieron allí cerca de 10 años. Luego los 2 hermanos también murieron, y Noemí quedó sin esposo y sin hijos.</w:t>
       </w:r>
     </w:p>
     <w:p>
@@ -298,7 +298,7 @@
         <w:rPr>
           <w:lang w:val="es_ES" w:bidi="es_ES"/>
         </w:rPr>
-        <w:t xml:space="preserve"> Noemí escuchó que el Señor había ayudado a su pueblo dándole buenas cosechas otra vez. Entonces decidió regresar a Israel, y sus dos nueras se fueron con ella.</w:t>
+        <w:t xml:space="preserve"> Noemí escuchó que el Señor había ayudado a su pueblo dándole buenas cosechas otra vez. Entonces decidió regresar a Israel, y sus 2 nueras se fueron con ella.</w:t>
       </w:r>
     </w:p>
     <w:p>
@@ -550,7 +550,7 @@
         <w:rPr>
           <w:lang w:val="es_ES" w:bidi="es_ES"/>
         </w:rPr>
-        <w:t xml:space="preserve"> Las dos llegaron a Belén, y todo el pueblo se alborotó. Las mujeres preguntaban:—¿De verdad es Noemí?</w:t>
+        <w:t xml:space="preserve"> Las 2 llegaron a Belén, y todo el pueblo se alborotó. Las mujeres preguntaban:—¿De verdad es Noemí?</w:t>
       </w:r>
     </w:p>
     <w:p>
@@ -571,7 +571,7 @@
         <w:rPr>
           <w:lang w:val="es_ES" w:bidi="es_ES"/>
         </w:rPr>
-        <w:t xml:space="preserve"> Ella les respondía:—No me llamen Noemí. Llámenme Mara, porque el Todopoderoso ha llenado mi vida de amargura.</w:t>
+        <w:t xml:space="preserve"> Ella les respondía:—No me llamen Noemí.1 Llámenme Mara,2 porque el Todopoderoso ha llenado mi vida de amargura.</w:t>
       </w:r>
     </w:p>
     <w:p>
@@ -944,7 +944,7 @@
         <w:rPr>
           <w:lang w:val="es_ES" w:bidi="es_ES"/>
         </w:rPr>
-        <w:t xml:space="preserve"> Cuando ella regresó al trabajo, Booz ordenó a sus hombres que la dejaran recoger espigas entre las gavillas sin molestarla,</w:t>
+        <w:t xml:space="preserve"> Cuando ella regresó al trabajo, Booz ordenó a sus hombres que la dejaran recoger espigas entre las gavillas sin molestarla.</w:t>
       </w:r>
     </w:p>
     <w:p>
@@ -965,7 +965,7 @@
         <w:rPr>
           <w:lang w:val="es_ES" w:bidi="es_ES"/>
         </w:rPr>
-        <w:t xml:space="preserve"> y que dejaran caer espigas a propósito para que ella las recogiera sin reprenderla.</w:t>
+        <w:t xml:space="preserve"> También debían dejar caer espigas a propósito para que ella las recogiera, sin reprenderla.</w:t>
       </w:r>
     </w:p>
     <w:p>
@@ -986,7 +986,7 @@
         <w:rPr>
           <w:lang w:val="es_ES" w:bidi="es_ES"/>
         </w:rPr>
-        <w:t xml:space="preserve"> Rut trabajó allí todo el día. Por la tarde, después de desgranar la cebada que había recogido, la midió y eran aproximadamente veinticuatro kilos.</w:t>
+        <w:t xml:space="preserve"> Rut trabajó allí todo el día. Por la tarde, después de desgranar la cebada que había recogido, la midió y eran aproximadamente 24 kilos.</w:t>
       </w:r>
     </w:p>
     <w:p>
@@ -1091,7 +1091,7 @@
         <w:rPr>
           <w:lang w:val="es_ES" w:bidi="es_ES"/>
         </w:rPr>
-        <w:t xml:space="preserve"> —¡Qué maravilloso! —exclamó Noemí—. Haz lo que él te dijo.Quédate trabajando con sus criadas hasta que terminen toda la cosecha. Estarás más protegida allí que en cualquier otro campo.</w:t>
+        <w:t xml:space="preserve"> —¡Qué maravilloso! —exclamó Noemí—. Haz lo que él te dijo. Quédate trabajando con sus criadas hasta que terminen toda la cosecha. Estarás más protegida allí que en cualquier otro campo.</w:t>
       </w:r>
     </w:p>
     <w:p>
@@ -1112,7 +1112,7 @@
         <w:rPr>
           <w:lang w:val="es_ES" w:bidi="es_ES"/>
         </w:rPr>
-        <w:t xml:space="preserve"> Rut hizo exactamente eso. Recogió espigas junto a las criadas de Booz hasta que terminó la cosecha de la cebada, y después siguió trabajando durante la cosecha del trigo. Durante todo ese tiempo vivió con su suegra.</w:t>
+        <w:t xml:space="preserve"> Rut hizo exactamente eso. Recogió espigas junto a las criadas de Booz hasta que terminó la cosecha de la cebada. Después, siguió trabajando durante la cosecha del trigo. Durante todo ese tiempo vivió con su suegra.</w:t>
       </w:r>
     </w:p>
     <w:p>
@@ -1191,7 +1191,7 @@
         <w:rPr>
           <w:lang w:val="es_ES" w:bidi="es_ES"/>
         </w:rPr>
-        <w:t xml:space="preserve"> Escucha bien lo que debes hacer: báñate, ponte perfume y usa tu mejor vestido. Después ve a la era, pero no dejes que él te vea hasta que termine de comer.</w:t>
+        <w:t xml:space="preserve"> Escucha bien lo que debes hacer. Báñate, ponte perfume y usa tu mejor vestido. Después ve a la era, pero no dejes que él te vea hasta que termine de comer.</w:t>
       </w:r>
     </w:p>
     <w:p>
@@ -1317,7 +1317,7 @@
         <w:rPr>
           <w:lang w:val="es_ES" w:bidi="es_ES"/>
         </w:rPr>
-        <w:t xml:space="preserve"> —¿Quién eres? —preguntó.—Soy Rut, tu sierva —respondió ella—. Extiende tu manto sobre mí, porque eres mi pariente redentor.</w:t>
+        <w:t xml:space="preserve"> —¿Quién eres? —preguntó.—Soy Rut, tu sierva —respondió ella—. Extiende tu manto sobre mí, porque eres el pariente cercano que nos puede rescatar y ayudar.1</w:t>
       </w:r>
     </w:p>
     <w:p>
@@ -1338,7 +1338,7 @@
         <w:rPr>
           <w:lang w:val="es_ES" w:bidi="es_ES"/>
         </w:rPr>
-        <w:t xml:space="preserve"> —Que el Señor te bendiga, hija mía —exclamó Booz—. Esta nueva muestra de lealtad hacia Noemí es aún mayor que la primera. Pudiste haber buscado a un hombre más joven, rico o pobre, pero no lo hiciste.</w:t>
+        <w:t xml:space="preserve"> —¡Que el Señor te bendiga, hija mía! —exclamó Booz—. Esta nueva muestra de lealtad hacia Noemí es aún mayor que la primera. Pudiste haber buscado a un hombre más joven, rico o pobre, pero no lo hiciste.</w:t>
       </w:r>
     </w:p>
     <w:p>
@@ -1380,7 +1380,7 @@
         <w:rPr>
           <w:lang w:val="es_ES" w:bidi="es_ES"/>
         </w:rPr>
-        <w:t xml:space="preserve"> Es verdad que soy tu pariente redentor, pero hay otro hombre que es pariente más cercano que yo.</w:t>
+        <w:t xml:space="preserve"> Es verdad que soy un pariente cercano con la obligación de ayudarlas, pero hay otro hombre que es pariente más cercano que yo.</w:t>
       </w:r>
     </w:p>
     <w:p>
@@ -1401,7 +1401,7 @@
         <w:rPr>
           <w:lang w:val="es_ES" w:bidi="es_ES"/>
         </w:rPr>
-        <w:t xml:space="preserve"> Quédate aquí esta noche. Mañana, si él quiere cumplir su deber de pariente redentor, está bien, que lo haga. Pero si no quiere hacerlo, tan cierto como que el Señor vive, yo lo haré. Ahora acuéstate aquí hasta que amanezca.</w:t>
+        <w:t xml:space="preserve"> Quédate aquí esta noche. Mañana, si él quiere cumplir su deber de pariente cercano, está bien, que lo haga. Pero si no quiere hacerlo, tan cierto como que el Señor vive, yo lo haré. Ahora acuéstate aquí hasta que amanezca.</w:t>
       </w:r>
     </w:p>
     <w:p>
@@ -1422,7 +1422,7 @@
         <w:rPr>
           <w:lang w:val="es_ES" w:bidi="es_ES"/>
         </w:rPr>
-        <w:t xml:space="preserve"> Rut se quedó acostada a sus pies hasta el amanecer. Se levantó antes de que hubiera suficiente luz para reconocer a alguien, porque Booz le había dicho que nadie debía saber que una mujer había estado en la era.</w:t>
+        <w:t xml:space="preserve"> Rut se quedó acostada a sus pies hasta el amanecer. Se levantó antes de que hubiera suficiente luz para reconocer a alguien. Booz le había dicho que nadie debía saber que una mujer había estado en la era.</w:t>
       </w:r>
     </w:p>
     <w:p>
@@ -1443,7 +1443,7 @@
         <w:rPr>
           <w:lang w:val="es_ES" w:bidi="es_ES"/>
         </w:rPr>
-        <w:t xml:space="preserve"> Luego Booz le dijo:—Trae el manto que llevas puesto y sostenlo bien.Ella lo sostuvo, y él echó en el manto veinte kilos de cebada. Después se lo puso sobre los hombros. Luego Rut regresó al pueblo.</w:t>
+        <w:t xml:space="preserve"> Luego Booz le dijo:—Trae el manto que llevas puesto y sostenlo bien.Ella lo sostuvo, y él echó en el manto 20 kilos de cebada. Después se lo puso sobre los hombros. Luego Rut regresó al pueblo.</w:t>
       </w:r>
     </w:p>
     <w:p>
@@ -1485,7 +1485,7 @@
         <w:rPr>
           <w:lang w:val="es_ES" w:bidi="es_ES"/>
         </w:rPr>
-        <w:t xml:space="preserve"> —Me dio estos veinte kilos de cebada. Me dijo que no debía volver a ti con las manos vacías.</w:t>
+        <w:t xml:space="preserve"> —Me dio estos 20 kilos de cebada. Me dijo que no debía volver a ti con las manos vacías.</w:t>
       </w:r>
     </w:p>
     <w:p>
@@ -1543,7 +1543,7 @@
         <w:rPr>
           <w:lang w:val="es_ES" w:bidi="es_ES"/>
         </w:rPr>
-        <w:t xml:space="preserve"> Booz subió hasta la puerta de la ciudad y se sentó allí. En ese momento pasó el pariente redentor del que había hablado. Booz lo llamó:—Amigo, ven y siéntate aquí.El hombre se acercó y se sentó.</w:t>
+        <w:t xml:space="preserve"> Booz subió hasta la puerta de la ciudad y se sentó allí. En ese momento pasó el pariente cercano del que había hablado. Booz lo llamó:—Amigo, ven y siéntate aquí.El hombre se acercó y se sentó.</w:t>
       </w:r>
     </w:p>
     <w:p>
@@ -1564,7 +1564,7 @@
         <w:rPr>
           <w:lang w:val="es_ES" w:bidi="es_ES"/>
         </w:rPr>
-        <w:t xml:space="preserve"> Booz reunió a diez ancianos de la ciudad y les pidió que se sentaran allí como testigos.</w:t>
+        <w:t xml:space="preserve"> Booz reunió a 10 ancianos de la ciudad y les pidió que se sentaran allí como testigos.</w:t>
       </w:r>
     </w:p>
     <w:p>
@@ -1627,7 +1627,7 @@
         <w:rPr>
           <w:lang w:val="es_ES" w:bidi="es_ES"/>
         </w:rPr>
-        <w:t xml:space="preserve"> Entonces Booz le aclaró:—El día que compres el terreno de Noemí, también deberás casarte con Rut la moabita, la viuda de Majlón, para que ella tenga hijos que lleven el nombre de su esposo difunto y así puedan heredar ese terreno.</w:t>
+        <w:t xml:space="preserve"> Entonces Booz le aclaró:—El día que compres el terreno de Noemí, también deberás casarte con Rut la moabita, la viuda de Majlón. Hay que hacerlo para que ella tenga un hijo que lleve el nombre de su esposo difunto y así pueda heredar ese terreno.</w:t>
       </w:r>
     </w:p>
     <w:p>
@@ -1732,7 +1732,7 @@
         <w:rPr>
           <w:lang w:val="es_ES" w:bidi="es_ES"/>
         </w:rPr>
-        <w:t xml:space="preserve"> Además, he tomado como esposa a Rut la moabita, la viuda de Majlón, para que tenga un hijo que lleve el nombre de su esposo difunto y así ese nombre no desaparezca de su familia ni de su ciudad. Hoy ustedes son testigos de esto.</w:t>
+        <w:t xml:space="preserve"> Además, he tomado como esposa a Rut la moabita, la viuda de Majlón, para que tenga un hijo que lleve el nombre de su esposo difunto. Así ese nombre no desaparezca de su familia ni de su ciudad. Hoy ustedes son testigos de esto.</w:t>
       </w:r>
     </w:p>
     <w:p>
@@ -1774,7 +1774,7 @@
         <w:rPr>
           <w:lang w:val="es_ES" w:bidi="es_ES"/>
         </w:rPr>
-        <w:t xml:space="preserve"> »Que por medio de los hijos que el Señor te dé con esta mujer, tu familia llegue a ser tan importante como la familia de Fares, el hijo que Tamar le dio a Judá.</w:t>
+        <w:t xml:space="preserve"> Que por medio de los hijos que el Señor te dé con esta mujer, tu familia llegue a ser tan importante como la familia de Fares, el hijo que Tamar le dio a Judá.</w:t>
       </w:r>
     </w:p>
     <w:p>
@@ -1795,7 +1795,7 @@
         <w:rPr>
           <w:lang w:val="es_ES" w:bidi="es_ES"/>
         </w:rPr>
-        <w:t xml:space="preserve"> Así que Booz se casó con Rut, y el Señor permitió que ella quedara embarazada y tuviera un hijo.</w:t>
+        <w:t xml:space="preserve"> Así que Booz se casó con Rut. El Señor permitió que ella quedara embarazada y tuviera un hijo.</w:t>
       </w:r>
     </w:p>
     <w:p>
@@ -1837,7 +1837,7 @@
         <w:rPr>
           <w:lang w:val="es_ES" w:bidi="es_ES"/>
         </w:rPr>
-        <w:t xml:space="preserve"> Él te dará nuevas fuerzas y cuidará de ti cuando seas anciana, porque es hijo de tu nuera, que te ama y vale más para ti que siete hijos.</w:t>
+        <w:t xml:space="preserve"> Él te dará nuevas fuerzas y cuidará de ti cuando seas anciana, porque es hijo de tu nuera. Ella te ama y vale más para ti que 7 hijos.</w:t>
       </w:r>
     </w:p>
     <w:p>
@@ -1900,7 +1900,7 @@
         <w:rPr>
           <w:lang w:val="es_ES" w:bidi="es_ES"/>
         </w:rPr>
-        <w:t xml:space="preserve"> Esta es la lista de los descendientes de Fares: Fares fue el padre de Jezrón,</w:t>
+        <w:t xml:space="preserve"> Esta es la lista de los descendientes de Fares. Fares fue el padre de Jezrón,</w:t>
       </w:r>
     </w:p>
     <w:p>
